--- a/Adebukola_R002_Content_Licensing_Risk.docx
+++ b/Adebukola_R002_Content_Licensing_Risk.docx
@@ -15,7 +15,6 @@
           <w:rFonts w:ascii="Times New Roman" w:hAnsi="Times New Roman" w:cs="Times New Roman"/>
           <w:b/>
           <w:bCs/>
-          <w:color w:val="1F2D3D"/>
           <w:sz w:val="32"/>
           <w:szCs w:val="32"/>
         </w:rPr>
@@ -28,13 +27,11 @@
         <w:jc w:val="center"/>
         <w:rPr>
           <w:rFonts w:ascii="Times New Roman" w:hAnsi="Times New Roman" w:cs="Times New Roman"/>
-          <w:color w:val="000000" w:themeColor="text1"/>
         </w:rPr>
       </w:pPr>
       <w:r>
         <w:rPr>
           <w:rFonts w:ascii="Times New Roman" w:hAnsi="Times New Roman" w:cs="Times New Roman"/>
-          <w:color w:val="000000" w:themeColor="text1"/>
           <w:sz w:val="24"/>
           <w:szCs w:val="24"/>
         </w:rPr>
@@ -44,7 +41,6 @@
       <w:r>
         <w:rPr>
           <w:rFonts w:ascii="Times New Roman" w:hAnsi="Times New Roman" w:cs="Times New Roman"/>
-          <w:color w:val="000000" w:themeColor="text1"/>
           <w:sz w:val="24"/>
           <w:szCs w:val="24"/>
         </w:rPr>
@@ -54,7 +50,6 @@
       <w:r>
         <w:rPr>
           <w:rFonts w:ascii="Times New Roman" w:hAnsi="Times New Roman" w:cs="Times New Roman"/>
-          <w:color w:val="000000" w:themeColor="text1"/>
           <w:sz w:val="24"/>
           <w:szCs w:val="24"/>
         </w:rPr>
@@ -74,7 +69,6 @@
           <w:rFonts w:ascii="Times New Roman" w:hAnsi="Times New Roman" w:cs="Times New Roman"/>
           <w:b/>
           <w:bCs/>
-          <w:color w:val="2E4057"/>
           <w:sz w:val="24"/>
           <w:szCs w:val="24"/>
         </w:rPr>
@@ -87,13 +81,11 @@
         <w:jc w:val="center"/>
         <w:rPr>
           <w:rFonts w:ascii="Times New Roman" w:hAnsi="Times New Roman" w:cs="Times New Roman"/>
-          <w:color w:val="000000" w:themeColor="text1"/>
         </w:rPr>
       </w:pPr>
       <w:r>
         <w:rPr>
           <w:rFonts w:ascii="Times New Roman" w:hAnsi="Times New Roman" w:cs="Times New Roman"/>
-          <w:color w:val="000000" w:themeColor="text1"/>
         </w:rPr>
         <w:t>Risk Assigned: R-002 — Content Licensing Retaliation (Negative)</w:t>
       </w:r>
@@ -110,7 +102,6 @@
           <w:rFonts w:ascii="Times New Roman" w:hAnsi="Times New Roman" w:cs="Times New Roman"/>
           <w:b/>
           <w:bCs/>
-          <w:color w:val="1F2D3D"/>
           <w:sz w:val="26"/>
           <w:szCs w:val="26"/>
         </w:rPr>
@@ -139,12 +130,6 @@
         <w:gridCol w:w="7360"/>
       </w:tblGrid>
       <w:tr>
-        <w:tblPrEx>
-          <w:tblCellMar>
-            <w:top w:w="0" w:type="dxa"/>
-            <w:bottom w:w="0" w:type="dxa"/>
-          </w:tblCellMar>
-        </w:tblPrEx>
         <w:tc>
           <w:tcPr>
             <w:tcW w:w="2000" w:type="dxa"/>
@@ -154,7 +139,6 @@
               <w:bottom w:val="single" w:sz="1" w:space="0" w:color="AAAAAA"/>
               <w:right w:val="single" w:sz="1" w:space="0" w:color="AAAAAA"/>
             </w:tcBorders>
-            <w:shd w:val="clear" w:color="auto" w:fill="1F2D3D"/>
             <w:tcMar>
               <w:top w:w="100" w:type="dxa"/>
               <w:left w:w="150" w:type="dxa"/>
@@ -175,7 +159,6 @@
                 <w:rFonts w:ascii="Times New Roman" w:hAnsi="Times New Roman" w:cs="Times New Roman"/>
                 <w:b/>
                 <w:bCs/>
-                <w:color w:val="FFFFFF"/>
                 <w:sz w:val="20"/>
                 <w:szCs w:val="20"/>
               </w:rPr>
@@ -192,7 +175,6 @@
               <w:bottom w:val="single" w:sz="1" w:space="0" w:color="AAAAAA"/>
               <w:right w:val="single" w:sz="1" w:space="0" w:color="AAAAAA"/>
             </w:tcBorders>
-            <w:shd w:val="clear" w:color="auto" w:fill="1F2D3D"/>
             <w:tcMar>
               <w:top w:w="100" w:type="dxa"/>
               <w:left w:w="150" w:type="dxa"/>
@@ -213,7 +195,6 @@
                 <w:rFonts w:ascii="Times New Roman" w:hAnsi="Times New Roman" w:cs="Times New Roman"/>
                 <w:b/>
                 <w:bCs/>
-                <w:color w:val="FFFFFF"/>
                 <w:sz w:val="20"/>
                 <w:szCs w:val="20"/>
               </w:rPr>
@@ -223,12 +204,6 @@
         </w:tc>
       </w:tr>
       <w:tr>
-        <w:tblPrEx>
-          <w:tblCellMar>
-            <w:top w:w="0" w:type="dxa"/>
-            <w:bottom w:w="0" w:type="dxa"/>
-          </w:tblCellMar>
-        </w:tblPrEx>
         <w:tc>
           <w:tcPr>
             <w:tcW w:w="2000" w:type="dxa"/>
@@ -238,7 +213,6 @@
               <w:bottom w:val="single" w:sz="1" w:space="0" w:color="CCCCCC"/>
               <w:right w:val="single" w:sz="1" w:space="0" w:color="CCCCCC"/>
             </w:tcBorders>
-            <w:shd w:val="clear" w:color="auto" w:fill="FFD7D7"/>
             <w:tcMar>
               <w:top w:w="100" w:type="dxa"/>
               <w:left w:w="150" w:type="dxa"/>
@@ -274,7 +248,6 @@
               <w:bottom w:val="single" w:sz="1" w:space="0" w:color="CCCCCC"/>
               <w:right w:val="single" w:sz="1" w:space="0" w:color="CCCCCC"/>
             </w:tcBorders>
-            <w:shd w:val="clear" w:color="auto" w:fill="FFF5F5"/>
             <w:tcMar>
               <w:top w:w="100" w:type="dxa"/>
               <w:left w:w="150" w:type="dxa"/>
@@ -301,12 +274,6 @@
         </w:tc>
       </w:tr>
       <w:tr>
-        <w:tblPrEx>
-          <w:tblCellMar>
-            <w:top w:w="0" w:type="dxa"/>
-            <w:bottom w:w="0" w:type="dxa"/>
-          </w:tblCellMar>
-        </w:tblPrEx>
         <w:tc>
           <w:tcPr>
             <w:tcW w:w="2000" w:type="dxa"/>
@@ -316,7 +283,6 @@
               <w:bottom w:val="single" w:sz="1" w:space="0" w:color="CCCCCC"/>
               <w:right w:val="single" w:sz="1" w:space="0" w:color="CCCCCC"/>
             </w:tcBorders>
-            <w:shd w:val="clear" w:color="auto" w:fill="FFD7D7"/>
             <w:tcMar>
               <w:top w:w="100" w:type="dxa"/>
               <w:left w:w="150" w:type="dxa"/>
@@ -352,7 +318,6 @@
               <w:bottom w:val="single" w:sz="1" w:space="0" w:color="CCCCCC"/>
               <w:right w:val="single" w:sz="1" w:space="0" w:color="CCCCCC"/>
             </w:tcBorders>
-            <w:shd w:val="clear" w:color="auto" w:fill="FFF5F5"/>
             <w:tcMar>
               <w:top w:w="100" w:type="dxa"/>
               <w:left w:w="150" w:type="dxa"/>
@@ -379,12 +344,6 @@
         </w:tc>
       </w:tr>
       <w:tr>
-        <w:tblPrEx>
-          <w:tblCellMar>
-            <w:top w:w="0" w:type="dxa"/>
-            <w:bottom w:w="0" w:type="dxa"/>
-          </w:tblCellMar>
-        </w:tblPrEx>
         <w:tc>
           <w:tcPr>
             <w:tcW w:w="2000" w:type="dxa"/>
@@ -394,7 +353,6 @@
               <w:bottom w:val="single" w:sz="1" w:space="0" w:color="CCCCCC"/>
               <w:right w:val="single" w:sz="1" w:space="0" w:color="CCCCCC"/>
             </w:tcBorders>
-            <w:shd w:val="clear" w:color="auto" w:fill="FFD7D7"/>
             <w:tcMar>
               <w:top w:w="100" w:type="dxa"/>
               <w:left w:w="150" w:type="dxa"/>
@@ -430,7 +388,6 @@
               <w:bottom w:val="single" w:sz="1" w:space="0" w:color="CCCCCC"/>
               <w:right w:val="single" w:sz="1" w:space="0" w:color="CCCCCC"/>
             </w:tcBorders>
-            <w:shd w:val="clear" w:color="auto" w:fill="FFF5F5"/>
             <w:tcMar>
               <w:top w:w="100" w:type="dxa"/>
               <w:left w:w="150" w:type="dxa"/>
@@ -457,12 +414,6 @@
         </w:tc>
       </w:tr>
       <w:tr>
-        <w:tblPrEx>
-          <w:tblCellMar>
-            <w:top w:w="0" w:type="dxa"/>
-            <w:bottom w:w="0" w:type="dxa"/>
-          </w:tblCellMar>
-        </w:tblPrEx>
         <w:tc>
           <w:tcPr>
             <w:tcW w:w="2000" w:type="dxa"/>
@@ -472,7 +423,6 @@
               <w:bottom w:val="single" w:sz="1" w:space="0" w:color="CCCCCC"/>
               <w:right w:val="single" w:sz="1" w:space="0" w:color="CCCCCC"/>
             </w:tcBorders>
-            <w:shd w:val="clear" w:color="auto" w:fill="FFD7D7"/>
             <w:tcMar>
               <w:top w:w="100" w:type="dxa"/>
               <w:left w:w="150" w:type="dxa"/>
@@ -508,7 +458,6 @@
               <w:bottom w:val="single" w:sz="1" w:space="0" w:color="CCCCCC"/>
               <w:right w:val="single" w:sz="1" w:space="0" w:color="CCCCCC"/>
             </w:tcBorders>
-            <w:shd w:val="clear" w:color="auto" w:fill="FFF5F5"/>
             <w:tcMar>
               <w:top w:w="100" w:type="dxa"/>
               <w:left w:w="150" w:type="dxa"/>
@@ -535,12 +484,6 @@
         </w:tc>
       </w:tr>
       <w:tr>
-        <w:tblPrEx>
-          <w:tblCellMar>
-            <w:top w:w="0" w:type="dxa"/>
-            <w:bottom w:w="0" w:type="dxa"/>
-          </w:tblCellMar>
-        </w:tblPrEx>
         <w:tc>
           <w:tcPr>
             <w:tcW w:w="2000" w:type="dxa"/>
@@ -550,7 +493,6 @@
               <w:bottom w:val="single" w:sz="1" w:space="0" w:color="CCCCCC"/>
               <w:right w:val="single" w:sz="1" w:space="0" w:color="CCCCCC"/>
             </w:tcBorders>
-            <w:shd w:val="clear" w:color="auto" w:fill="FFD7D7"/>
             <w:tcMar>
               <w:top w:w="100" w:type="dxa"/>
               <w:left w:w="150" w:type="dxa"/>
@@ -586,7 +528,6 @@
               <w:bottom w:val="single" w:sz="1" w:space="0" w:color="CCCCCC"/>
               <w:right w:val="single" w:sz="1" w:space="0" w:color="CCCCCC"/>
             </w:tcBorders>
-            <w:shd w:val="clear" w:color="auto" w:fill="FFF5F5"/>
             <w:tcMar>
               <w:top w:w="100" w:type="dxa"/>
               <w:left w:w="150" w:type="dxa"/>
@@ -613,12 +554,6 @@
         </w:tc>
       </w:tr>
       <w:tr>
-        <w:tblPrEx>
-          <w:tblCellMar>
-            <w:top w:w="0" w:type="dxa"/>
-            <w:bottom w:w="0" w:type="dxa"/>
-          </w:tblCellMar>
-        </w:tblPrEx>
         <w:tc>
           <w:tcPr>
             <w:tcW w:w="2000" w:type="dxa"/>
@@ -628,7 +563,6 @@
               <w:bottom w:val="single" w:sz="1" w:space="0" w:color="CCCCCC"/>
               <w:right w:val="single" w:sz="1" w:space="0" w:color="CCCCCC"/>
             </w:tcBorders>
-            <w:shd w:val="clear" w:color="auto" w:fill="FFD7D7"/>
             <w:tcMar>
               <w:top w:w="100" w:type="dxa"/>
               <w:left w:w="150" w:type="dxa"/>
@@ -664,7 +598,6 @@
               <w:bottom w:val="single" w:sz="1" w:space="0" w:color="CCCCCC"/>
               <w:right w:val="single" w:sz="1" w:space="0" w:color="CCCCCC"/>
             </w:tcBorders>
-            <w:shd w:val="clear" w:color="auto" w:fill="FFF5F5"/>
             <w:tcMar>
               <w:top w:w="100" w:type="dxa"/>
               <w:left w:w="150" w:type="dxa"/>
@@ -709,12 +642,6 @@
         </w:tc>
       </w:tr>
       <w:tr>
-        <w:tblPrEx>
-          <w:tblCellMar>
-            <w:top w:w="0" w:type="dxa"/>
-            <w:bottom w:w="0" w:type="dxa"/>
-          </w:tblCellMar>
-        </w:tblPrEx>
         <w:tc>
           <w:tcPr>
             <w:tcW w:w="2000" w:type="dxa"/>
@@ -724,7 +651,6 @@
               <w:bottom w:val="single" w:sz="1" w:space="0" w:color="CCCCCC"/>
               <w:right w:val="single" w:sz="1" w:space="0" w:color="CCCCCC"/>
             </w:tcBorders>
-            <w:shd w:val="clear" w:color="auto" w:fill="FFD7D7"/>
             <w:tcMar>
               <w:top w:w="100" w:type="dxa"/>
               <w:left w:w="150" w:type="dxa"/>
@@ -760,7 +686,6 @@
               <w:bottom w:val="single" w:sz="1" w:space="0" w:color="CCCCCC"/>
               <w:right w:val="single" w:sz="1" w:space="0" w:color="CCCCCC"/>
             </w:tcBorders>
-            <w:shd w:val="clear" w:color="auto" w:fill="FFF5F5"/>
             <w:tcMar>
               <w:top w:w="100" w:type="dxa"/>
               <w:left w:w="150" w:type="dxa"/>
@@ -866,12 +791,6 @@
         </w:tc>
       </w:tr>
       <w:tr>
-        <w:tblPrEx>
-          <w:tblCellMar>
-            <w:top w:w="0" w:type="dxa"/>
-            <w:bottom w:w="0" w:type="dxa"/>
-          </w:tblCellMar>
-        </w:tblPrEx>
         <w:tc>
           <w:tcPr>
             <w:tcW w:w="2000" w:type="dxa"/>
@@ -881,7 +800,6 @@
               <w:bottom w:val="single" w:sz="1" w:space="0" w:color="CCCCCC"/>
               <w:right w:val="single" w:sz="1" w:space="0" w:color="CCCCCC"/>
             </w:tcBorders>
-            <w:shd w:val="clear" w:color="auto" w:fill="FFD7D7"/>
             <w:tcMar>
               <w:top w:w="100" w:type="dxa"/>
               <w:left w:w="150" w:type="dxa"/>
@@ -918,7 +836,6 @@
               <w:bottom w:val="single" w:sz="1" w:space="0" w:color="CCCCCC"/>
               <w:right w:val="single" w:sz="1" w:space="0" w:color="CCCCCC"/>
             </w:tcBorders>
-            <w:shd w:val="clear" w:color="auto" w:fill="CC0000"/>
             <w:tcMar>
               <w:top w:w="100" w:type="dxa"/>
               <w:left w:w="150" w:type="dxa"/>
@@ -939,7 +856,6 @@
                 <w:rFonts w:ascii="Times New Roman" w:hAnsi="Times New Roman" w:cs="Times New Roman"/>
                 <w:b/>
                 <w:bCs/>
-                <w:color w:val="FFFFFF"/>
               </w:rPr>
               <w:t>4 out of 5</w:t>
             </w:r>
@@ -947,12 +863,6 @@
         </w:tc>
       </w:tr>
       <w:tr>
-        <w:tblPrEx>
-          <w:tblCellMar>
-            <w:top w:w="0" w:type="dxa"/>
-            <w:bottom w:w="0" w:type="dxa"/>
-          </w:tblCellMar>
-        </w:tblPrEx>
         <w:tc>
           <w:tcPr>
             <w:tcW w:w="2000" w:type="dxa"/>
@@ -962,7 +872,6 @@
               <w:bottom w:val="single" w:sz="1" w:space="0" w:color="CCCCCC"/>
               <w:right w:val="single" w:sz="1" w:space="0" w:color="CCCCCC"/>
             </w:tcBorders>
-            <w:shd w:val="clear" w:color="auto" w:fill="FFD7D7"/>
             <w:tcMar>
               <w:top w:w="100" w:type="dxa"/>
               <w:left w:w="150" w:type="dxa"/>
@@ -998,7 +907,6 @@
               <w:bottom w:val="single" w:sz="1" w:space="0" w:color="CCCCCC"/>
               <w:right w:val="single" w:sz="1" w:space="0" w:color="CCCCCC"/>
             </w:tcBorders>
-            <w:shd w:val="clear" w:color="auto" w:fill="CC0000"/>
             <w:tcMar>
               <w:top w:w="100" w:type="dxa"/>
               <w:left w:w="150" w:type="dxa"/>
@@ -1019,7 +927,6 @@
                 <w:rFonts w:ascii="Times New Roman" w:hAnsi="Times New Roman" w:cs="Times New Roman"/>
                 <w:b/>
                 <w:bCs/>
-                <w:color w:val="FFFFFF"/>
               </w:rPr>
               <w:t>4 out of 5</w:t>
             </w:r>
@@ -1027,12 +934,6 @@
         </w:tc>
       </w:tr>
       <w:tr>
-        <w:tblPrEx>
-          <w:tblCellMar>
-            <w:top w:w="0" w:type="dxa"/>
-            <w:bottom w:w="0" w:type="dxa"/>
-          </w:tblCellMar>
-        </w:tblPrEx>
         <w:tc>
           <w:tcPr>
             <w:tcW w:w="2000" w:type="dxa"/>
@@ -1042,7 +943,6 @@
               <w:bottom w:val="single" w:sz="1" w:space="0" w:color="CCCCCC"/>
               <w:right w:val="single" w:sz="1" w:space="0" w:color="CCCCCC"/>
             </w:tcBorders>
-            <w:shd w:val="clear" w:color="auto" w:fill="FFD7D7"/>
             <w:tcMar>
               <w:top w:w="100" w:type="dxa"/>
               <w:left w:w="150" w:type="dxa"/>
@@ -1078,7 +978,6 @@
               <w:bottom w:val="single" w:sz="1" w:space="0" w:color="CCCCCC"/>
               <w:right w:val="single" w:sz="1" w:space="0" w:color="CCCCCC"/>
             </w:tcBorders>
-            <w:shd w:val="clear" w:color="auto" w:fill="990000"/>
             <w:tcMar>
               <w:top w:w="100" w:type="dxa"/>
               <w:left w:w="150" w:type="dxa"/>
@@ -1099,7 +998,6 @@
                 <w:rFonts w:ascii="Times New Roman" w:hAnsi="Times New Roman" w:cs="Times New Roman"/>
                 <w:b/>
                 <w:bCs/>
-                <w:color w:val="FFFFFF"/>
               </w:rPr>
               <w:t>16 — HIGH</w:t>
             </w:r>
@@ -1107,12 +1005,6 @@
         </w:tc>
       </w:tr>
       <w:tr>
-        <w:tblPrEx>
-          <w:tblCellMar>
-            <w:top w:w="0" w:type="dxa"/>
-            <w:bottom w:w="0" w:type="dxa"/>
-          </w:tblCellMar>
-        </w:tblPrEx>
         <w:tc>
           <w:tcPr>
             <w:tcW w:w="2000" w:type="dxa"/>
@@ -1122,7 +1014,6 @@
               <w:bottom w:val="single" w:sz="1" w:space="0" w:color="CCCCCC"/>
               <w:right w:val="single" w:sz="1" w:space="0" w:color="CCCCCC"/>
             </w:tcBorders>
-            <w:shd w:val="clear" w:color="auto" w:fill="FFD7D7"/>
             <w:tcMar>
               <w:top w:w="100" w:type="dxa"/>
               <w:left w:w="150" w:type="dxa"/>
@@ -1158,7 +1049,6 @@
               <w:bottom w:val="single" w:sz="1" w:space="0" w:color="CCCCCC"/>
               <w:right w:val="single" w:sz="1" w:space="0" w:color="CCCCCC"/>
             </w:tcBorders>
-            <w:shd w:val="clear" w:color="auto" w:fill="CC0000"/>
             <w:tcMar>
               <w:top w:w="100" w:type="dxa"/>
               <w:left w:w="150" w:type="dxa"/>
@@ -1179,7 +1069,6 @@
                 <w:rFonts w:ascii="Times New Roman" w:hAnsi="Times New Roman" w:cs="Times New Roman"/>
                 <w:b/>
                 <w:bCs/>
-                <w:color w:val="FFFFFF"/>
               </w:rPr>
               <w:t>H</w:t>
             </w:r>
@@ -1187,12 +1076,6 @@
         </w:tc>
       </w:tr>
       <w:tr>
-        <w:tblPrEx>
-          <w:tblCellMar>
-            <w:top w:w="0" w:type="dxa"/>
-            <w:bottom w:w="0" w:type="dxa"/>
-          </w:tblCellMar>
-        </w:tblPrEx>
         <w:tc>
           <w:tcPr>
             <w:tcW w:w="2000" w:type="dxa"/>
@@ -1202,7 +1085,6 @@
               <w:bottom w:val="single" w:sz="1" w:space="0" w:color="CCCCCC"/>
               <w:right w:val="single" w:sz="1" w:space="0" w:color="CCCCCC"/>
             </w:tcBorders>
-            <w:shd w:val="clear" w:color="auto" w:fill="FFD7D7"/>
             <w:tcMar>
               <w:top w:w="100" w:type="dxa"/>
               <w:left w:w="150" w:type="dxa"/>
@@ -1238,7 +1120,6 @@
               <w:bottom w:val="single" w:sz="1" w:space="0" w:color="CCCCCC"/>
               <w:right w:val="single" w:sz="1" w:space="0" w:color="CCCCCC"/>
             </w:tcBorders>
-            <w:shd w:val="clear" w:color="auto" w:fill="FFF5F5"/>
             <w:tcMar>
               <w:top w:w="100" w:type="dxa"/>
               <w:left w:w="150" w:type="dxa"/>
@@ -1265,12 +1146,6 @@
         </w:tc>
       </w:tr>
       <w:tr>
-        <w:tblPrEx>
-          <w:tblCellMar>
-            <w:top w:w="0" w:type="dxa"/>
-            <w:bottom w:w="0" w:type="dxa"/>
-          </w:tblCellMar>
-        </w:tblPrEx>
         <w:tc>
           <w:tcPr>
             <w:tcW w:w="2000" w:type="dxa"/>
@@ -1280,7 +1155,6 @@
               <w:bottom w:val="single" w:sz="1" w:space="0" w:color="CCCCCC"/>
               <w:right w:val="single" w:sz="1" w:space="0" w:color="CCCCCC"/>
             </w:tcBorders>
-            <w:shd w:val="clear" w:color="auto" w:fill="FFD7D7"/>
             <w:tcMar>
               <w:top w:w="100" w:type="dxa"/>
               <w:left w:w="150" w:type="dxa"/>
@@ -1316,7 +1190,6 @@
               <w:bottom w:val="single" w:sz="1" w:space="0" w:color="CCCCCC"/>
               <w:right w:val="single" w:sz="1" w:space="0" w:color="CCCCCC"/>
             </w:tcBorders>
-            <w:shd w:val="clear" w:color="auto" w:fill="FFF5F5"/>
             <w:tcMar>
               <w:top w:w="100" w:type="dxa"/>
               <w:left w:w="150" w:type="dxa"/>
@@ -1343,12 +1216,6 @@
         </w:tc>
       </w:tr>
       <w:tr>
-        <w:tblPrEx>
-          <w:tblCellMar>
-            <w:top w:w="0" w:type="dxa"/>
-            <w:bottom w:w="0" w:type="dxa"/>
-          </w:tblCellMar>
-        </w:tblPrEx>
         <w:tc>
           <w:tcPr>
             <w:tcW w:w="2000" w:type="dxa"/>
@@ -1358,7 +1225,6 @@
               <w:bottom w:val="single" w:sz="1" w:space="0" w:color="CCCCCC"/>
               <w:right w:val="single" w:sz="1" w:space="0" w:color="CCCCCC"/>
             </w:tcBorders>
-            <w:shd w:val="clear" w:color="auto" w:fill="FFD7D7"/>
             <w:tcMar>
               <w:top w:w="100" w:type="dxa"/>
               <w:left w:w="150" w:type="dxa"/>
@@ -1394,7 +1260,6 @@
               <w:bottom w:val="single" w:sz="1" w:space="0" w:color="CCCCCC"/>
               <w:right w:val="single" w:sz="1" w:space="0" w:color="CCCCCC"/>
             </w:tcBorders>
-            <w:shd w:val="clear" w:color="auto" w:fill="FFF5F5"/>
             <w:tcMar>
               <w:top w:w="100" w:type="dxa"/>
               <w:left w:w="150" w:type="dxa"/>
@@ -1459,7 +1324,6 @@
           <w:rFonts w:ascii="Times New Roman" w:hAnsi="Times New Roman" w:cs="Times New Roman"/>
           <w:b/>
           <w:bCs/>
-          <w:color w:val="1F2D3D"/>
           <w:sz w:val="26"/>
           <w:szCs w:val="26"/>
         </w:rPr>
@@ -1488,12 +1352,6 @@
         <w:gridCol w:w="7360"/>
       </w:tblGrid>
       <w:tr>
-        <w:tblPrEx>
-          <w:tblCellMar>
-            <w:top w:w="0" w:type="dxa"/>
-            <w:bottom w:w="0" w:type="dxa"/>
-          </w:tblCellMar>
-        </w:tblPrEx>
         <w:tc>
           <w:tcPr>
             <w:tcW w:w="2000" w:type="dxa"/>
@@ -1503,7 +1361,6 @@
               <w:bottom w:val="single" w:sz="1" w:space="0" w:color="AAAAAA"/>
               <w:right w:val="single" w:sz="1" w:space="0" w:color="AAAAAA"/>
             </w:tcBorders>
-            <w:shd w:val="clear" w:color="auto" w:fill="1F2D3D"/>
             <w:tcMar>
               <w:top w:w="100" w:type="dxa"/>
               <w:left w:w="150" w:type="dxa"/>
@@ -1524,7 +1381,6 @@
                 <w:rFonts w:ascii="Times New Roman" w:hAnsi="Times New Roman" w:cs="Times New Roman"/>
                 <w:b/>
                 <w:bCs/>
-                <w:color w:val="FFFFFF"/>
                 <w:sz w:val="20"/>
                 <w:szCs w:val="20"/>
               </w:rPr>
@@ -1541,7 +1397,6 @@
               <w:bottom w:val="single" w:sz="1" w:space="0" w:color="AAAAAA"/>
               <w:right w:val="single" w:sz="1" w:space="0" w:color="AAAAAA"/>
             </w:tcBorders>
-            <w:shd w:val="clear" w:color="auto" w:fill="1F2D3D"/>
             <w:tcMar>
               <w:top w:w="100" w:type="dxa"/>
               <w:left w:w="150" w:type="dxa"/>
@@ -1562,7 +1417,6 @@
                 <w:rFonts w:ascii="Times New Roman" w:hAnsi="Times New Roman" w:cs="Times New Roman"/>
                 <w:b/>
                 <w:bCs/>
-                <w:color w:val="FFFFFF"/>
                 <w:sz w:val="20"/>
                 <w:szCs w:val="20"/>
               </w:rPr>
@@ -1572,12 +1426,6 @@
         </w:tc>
       </w:tr>
       <w:tr>
-        <w:tblPrEx>
-          <w:tblCellMar>
-            <w:top w:w="0" w:type="dxa"/>
-            <w:bottom w:w="0" w:type="dxa"/>
-          </w:tblCellMar>
-        </w:tblPrEx>
         <w:tc>
           <w:tcPr>
             <w:tcW w:w="2000" w:type="dxa"/>
@@ -1587,7 +1435,6 @@
               <w:bottom w:val="single" w:sz="1" w:space="0" w:color="CCCCCC"/>
               <w:right w:val="single" w:sz="1" w:space="0" w:color="CCCCCC"/>
             </w:tcBorders>
-            <w:shd w:val="clear" w:color="auto" w:fill="FFD7D7"/>
             <w:tcMar>
               <w:top w:w="100" w:type="dxa"/>
               <w:left w:w="150" w:type="dxa"/>
@@ -1623,7 +1470,6 @@
               <w:bottom w:val="single" w:sz="1" w:space="0" w:color="CCCCCC"/>
               <w:right w:val="single" w:sz="1" w:space="0" w:color="CCCCCC"/>
             </w:tcBorders>
-            <w:shd w:val="clear" w:color="auto" w:fill="FFF5F5"/>
             <w:tcMar>
               <w:top w:w="100" w:type="dxa"/>
               <w:left w:w="150" w:type="dxa"/>
@@ -1686,12 +1532,6 @@
         </w:tc>
       </w:tr>
       <w:tr>
-        <w:tblPrEx>
-          <w:tblCellMar>
-            <w:top w:w="0" w:type="dxa"/>
-            <w:bottom w:w="0" w:type="dxa"/>
-          </w:tblCellMar>
-        </w:tblPrEx>
         <w:tc>
           <w:tcPr>
             <w:tcW w:w="2000" w:type="dxa"/>
@@ -1701,7 +1541,6 @@
               <w:bottom w:val="single" w:sz="1" w:space="0" w:color="CCCCCC"/>
               <w:right w:val="single" w:sz="1" w:space="0" w:color="CCCCCC"/>
             </w:tcBorders>
-            <w:shd w:val="clear" w:color="auto" w:fill="FFD7D7"/>
             <w:tcMar>
               <w:top w:w="100" w:type="dxa"/>
               <w:left w:w="150" w:type="dxa"/>
@@ -1737,7 +1576,6 @@
               <w:bottom w:val="single" w:sz="1" w:space="0" w:color="CCCCCC"/>
               <w:right w:val="single" w:sz="1" w:space="0" w:color="CCCCCC"/>
             </w:tcBorders>
-            <w:shd w:val="clear" w:color="auto" w:fill="FFF5F5"/>
             <w:tcMar>
               <w:top w:w="100" w:type="dxa"/>
               <w:left w:w="150" w:type="dxa"/>
@@ -1764,12 +1602,6 @@
         </w:tc>
       </w:tr>
       <w:tr>
-        <w:tblPrEx>
-          <w:tblCellMar>
-            <w:top w:w="0" w:type="dxa"/>
-            <w:bottom w:w="0" w:type="dxa"/>
-          </w:tblCellMar>
-        </w:tblPrEx>
         <w:tc>
           <w:tcPr>
             <w:tcW w:w="2000" w:type="dxa"/>
@@ -1779,7 +1611,6 @@
               <w:bottom w:val="single" w:sz="1" w:space="0" w:color="CCCCCC"/>
               <w:right w:val="single" w:sz="1" w:space="0" w:color="CCCCCC"/>
             </w:tcBorders>
-            <w:shd w:val="clear" w:color="auto" w:fill="FFD7D7"/>
             <w:tcMar>
               <w:top w:w="100" w:type="dxa"/>
               <w:left w:w="150" w:type="dxa"/>
@@ -1815,7 +1646,6 @@
               <w:bottom w:val="single" w:sz="1" w:space="0" w:color="CCCCCC"/>
               <w:right w:val="single" w:sz="1" w:space="0" w:color="CCCCCC"/>
             </w:tcBorders>
-            <w:shd w:val="clear" w:color="auto" w:fill="FFF5F5"/>
             <w:tcMar>
               <w:top w:w="100" w:type="dxa"/>
               <w:left w:w="150" w:type="dxa"/>
@@ -1842,12 +1672,6 @@
         </w:tc>
       </w:tr>
       <w:tr>
-        <w:tblPrEx>
-          <w:tblCellMar>
-            <w:top w:w="0" w:type="dxa"/>
-            <w:bottom w:w="0" w:type="dxa"/>
-          </w:tblCellMar>
-        </w:tblPrEx>
         <w:tc>
           <w:tcPr>
             <w:tcW w:w="2000" w:type="dxa"/>
@@ -1857,7 +1681,6 @@
               <w:bottom w:val="single" w:sz="1" w:space="0" w:color="CCCCCC"/>
               <w:right w:val="single" w:sz="1" w:space="0" w:color="CCCCCC"/>
             </w:tcBorders>
-            <w:shd w:val="clear" w:color="auto" w:fill="FFD7D7"/>
             <w:tcMar>
               <w:top w:w="100" w:type="dxa"/>
               <w:left w:w="150" w:type="dxa"/>
@@ -1893,7 +1716,6 @@
               <w:bottom w:val="single" w:sz="1" w:space="0" w:color="CCCCCC"/>
               <w:right w:val="single" w:sz="1" w:space="0" w:color="CCCCCC"/>
             </w:tcBorders>
-            <w:shd w:val="clear" w:color="auto" w:fill="D7F0D7"/>
             <w:tcMar>
               <w:top w:w="100" w:type="dxa"/>
               <w:left w:w="150" w:type="dxa"/>
@@ -1920,12 +1742,6 @@
         </w:tc>
       </w:tr>
       <w:tr>
-        <w:tblPrEx>
-          <w:tblCellMar>
-            <w:top w:w="0" w:type="dxa"/>
-            <w:bottom w:w="0" w:type="dxa"/>
-          </w:tblCellMar>
-        </w:tblPrEx>
         <w:tc>
           <w:tcPr>
             <w:tcW w:w="2000" w:type="dxa"/>
@@ -1935,7 +1751,6 @@
               <w:bottom w:val="single" w:sz="1" w:space="0" w:color="CCCCCC"/>
               <w:right w:val="single" w:sz="1" w:space="0" w:color="CCCCCC"/>
             </w:tcBorders>
-            <w:shd w:val="clear" w:color="auto" w:fill="FFD7D7"/>
             <w:tcMar>
               <w:top w:w="100" w:type="dxa"/>
               <w:left w:w="150" w:type="dxa"/>
@@ -1993,7 +1808,6 @@
               <w:bottom w:val="single" w:sz="1" w:space="0" w:color="CCCCCC"/>
               <w:right w:val="single" w:sz="1" w:space="0" w:color="CCCCCC"/>
             </w:tcBorders>
-            <w:shd w:val="clear" w:color="auto" w:fill="FFF2CC"/>
             <w:tcMar>
               <w:top w:w="100" w:type="dxa"/>
               <w:left w:w="150" w:type="dxa"/>
@@ -2020,12 +1834,6 @@
         </w:tc>
       </w:tr>
       <w:tr>
-        <w:tblPrEx>
-          <w:tblCellMar>
-            <w:top w:w="0" w:type="dxa"/>
-            <w:bottom w:w="0" w:type="dxa"/>
-          </w:tblCellMar>
-        </w:tblPrEx>
         <w:tc>
           <w:tcPr>
             <w:tcW w:w="2000" w:type="dxa"/>
@@ -2035,7 +1843,6 @@
               <w:bottom w:val="single" w:sz="1" w:space="0" w:color="CCCCCC"/>
               <w:right w:val="single" w:sz="1" w:space="0" w:color="CCCCCC"/>
             </w:tcBorders>
-            <w:shd w:val="clear" w:color="auto" w:fill="FFD7D7"/>
             <w:tcMar>
               <w:top w:w="100" w:type="dxa"/>
               <w:left w:w="150" w:type="dxa"/>
@@ -2072,7 +1879,6 @@
               <w:bottom w:val="single" w:sz="1" w:space="0" w:color="CCCCCC"/>
               <w:right w:val="single" w:sz="1" w:space="0" w:color="CCCCCC"/>
             </w:tcBorders>
-            <w:shd w:val="clear" w:color="auto" w:fill="FFD7D7"/>
             <w:tcMar>
               <w:top w:w="100" w:type="dxa"/>
               <w:left w:w="150" w:type="dxa"/>
@@ -2099,12 +1905,6 @@
         </w:tc>
       </w:tr>
       <w:tr>
-        <w:tblPrEx>
-          <w:tblCellMar>
-            <w:top w:w="0" w:type="dxa"/>
-            <w:bottom w:w="0" w:type="dxa"/>
-          </w:tblCellMar>
-        </w:tblPrEx>
         <w:tc>
           <w:tcPr>
             <w:tcW w:w="2000" w:type="dxa"/>
@@ -2114,7 +1914,6 @@
               <w:bottom w:val="single" w:sz="1" w:space="0" w:color="CCCCCC"/>
               <w:right w:val="single" w:sz="1" w:space="0" w:color="CCCCCC"/>
             </w:tcBorders>
-            <w:shd w:val="clear" w:color="auto" w:fill="FFD7D7"/>
             <w:tcMar>
               <w:top w:w="100" w:type="dxa"/>
               <w:left w:w="150" w:type="dxa"/>
@@ -2150,7 +1949,6 @@
               <w:bottom w:val="single" w:sz="1" w:space="0" w:color="CCCCCC"/>
               <w:right w:val="single" w:sz="1" w:space="0" w:color="CCCCCC"/>
             </w:tcBorders>
-            <w:shd w:val="clear" w:color="auto" w:fill="FFF5F5"/>
             <w:tcMar>
               <w:top w:w="100" w:type="dxa"/>
               <w:left w:w="150" w:type="dxa"/>
@@ -2197,7 +1995,6 @@
           <w:rFonts w:ascii="Times New Roman" w:hAnsi="Times New Roman" w:cs="Times New Roman"/>
           <w:b/>
           <w:bCs/>
-          <w:color w:val="1F2D3D"/>
           <w:sz w:val="26"/>
           <w:szCs w:val="26"/>
         </w:rPr>
@@ -2226,12 +2023,6 @@
         <w:gridCol w:w="7360"/>
       </w:tblGrid>
       <w:tr>
-        <w:tblPrEx>
-          <w:tblCellMar>
-            <w:top w:w="0" w:type="dxa"/>
-            <w:bottom w:w="0" w:type="dxa"/>
-          </w:tblCellMar>
-        </w:tblPrEx>
         <w:tc>
           <w:tcPr>
             <w:tcW w:w="2000" w:type="dxa"/>
@@ -2241,7 +2032,6 @@
               <w:bottom w:val="single" w:sz="1" w:space="0" w:color="AAAAAA"/>
               <w:right w:val="single" w:sz="1" w:space="0" w:color="AAAAAA"/>
             </w:tcBorders>
-            <w:shd w:val="clear" w:color="auto" w:fill="1F2D3D"/>
             <w:tcMar>
               <w:top w:w="100" w:type="dxa"/>
               <w:left w:w="150" w:type="dxa"/>
@@ -2262,7 +2052,6 @@
                 <w:rFonts w:ascii="Times New Roman" w:hAnsi="Times New Roman" w:cs="Times New Roman"/>
                 <w:b/>
                 <w:bCs/>
-                <w:color w:val="FFFFFF"/>
                 <w:sz w:val="20"/>
                 <w:szCs w:val="20"/>
               </w:rPr>
@@ -2279,7 +2068,6 @@
               <w:bottom w:val="single" w:sz="1" w:space="0" w:color="AAAAAA"/>
               <w:right w:val="single" w:sz="1" w:space="0" w:color="AAAAAA"/>
             </w:tcBorders>
-            <w:shd w:val="clear" w:color="auto" w:fill="1F2D3D"/>
             <w:tcMar>
               <w:top w:w="100" w:type="dxa"/>
               <w:left w:w="150" w:type="dxa"/>
@@ -2300,7 +2088,6 @@
                 <w:rFonts w:ascii="Times New Roman" w:hAnsi="Times New Roman" w:cs="Times New Roman"/>
                 <w:b/>
                 <w:bCs/>
-                <w:color w:val="FFFFFF"/>
                 <w:sz w:val="20"/>
                 <w:szCs w:val="20"/>
               </w:rPr>
@@ -2310,12 +2097,6 @@
         </w:tc>
       </w:tr>
       <w:tr>
-        <w:tblPrEx>
-          <w:tblCellMar>
-            <w:top w:w="0" w:type="dxa"/>
-            <w:bottom w:w="0" w:type="dxa"/>
-          </w:tblCellMar>
-        </w:tblPrEx>
         <w:tc>
           <w:tcPr>
             <w:tcW w:w="2000" w:type="dxa"/>
@@ -2325,7 +2106,6 @@
               <w:bottom w:val="single" w:sz="1" w:space="0" w:color="CCCCCC"/>
               <w:right w:val="single" w:sz="1" w:space="0" w:color="CCCCCC"/>
             </w:tcBorders>
-            <w:shd w:val="clear" w:color="auto" w:fill="FFD7D7"/>
             <w:tcMar>
               <w:top w:w="100" w:type="dxa"/>
               <w:left w:w="150" w:type="dxa"/>
@@ -2361,7 +2141,6 @@
               <w:bottom w:val="single" w:sz="1" w:space="0" w:color="CCCCCC"/>
               <w:right w:val="single" w:sz="1" w:space="0" w:color="CCCCCC"/>
             </w:tcBorders>
-            <w:shd w:val="clear" w:color="auto" w:fill="CC0000"/>
             <w:tcMar>
               <w:top w:w="100" w:type="dxa"/>
               <w:left w:w="150" w:type="dxa"/>
@@ -2382,7 +2161,6 @@
                 <w:rFonts w:ascii="Times New Roman" w:hAnsi="Times New Roman" w:cs="Times New Roman"/>
                 <w:b/>
                 <w:bCs/>
-                <w:color w:val="FFFFFF"/>
               </w:rPr>
               <w:t>4 out of 5</w:t>
             </w:r>
@@ -2390,12 +2168,6 @@
         </w:tc>
       </w:tr>
       <w:tr>
-        <w:tblPrEx>
-          <w:tblCellMar>
-            <w:top w:w="0" w:type="dxa"/>
-            <w:bottom w:w="0" w:type="dxa"/>
-          </w:tblCellMar>
-        </w:tblPrEx>
         <w:tc>
           <w:tcPr>
             <w:tcW w:w="2000" w:type="dxa"/>
@@ -2405,7 +2177,6 @@
               <w:bottom w:val="single" w:sz="1" w:space="0" w:color="CCCCCC"/>
               <w:right w:val="single" w:sz="1" w:space="0" w:color="CCCCCC"/>
             </w:tcBorders>
-            <w:shd w:val="clear" w:color="auto" w:fill="FFD7D7"/>
             <w:tcMar>
               <w:top w:w="100" w:type="dxa"/>
               <w:left w:w="150" w:type="dxa"/>
@@ -2441,7 +2212,6 @@
               <w:bottom w:val="single" w:sz="1" w:space="0" w:color="CCCCCC"/>
               <w:right w:val="single" w:sz="1" w:space="0" w:color="CCCCCC"/>
             </w:tcBorders>
-            <w:shd w:val="clear" w:color="auto" w:fill="CC0000"/>
             <w:tcMar>
               <w:top w:w="100" w:type="dxa"/>
               <w:left w:w="150" w:type="dxa"/>
@@ -2462,7 +2232,6 @@
                 <w:rFonts w:ascii="Times New Roman" w:hAnsi="Times New Roman" w:cs="Times New Roman"/>
                 <w:b/>
                 <w:bCs/>
-                <w:color w:val="FFFFFF"/>
               </w:rPr>
               <w:t>4 out of 5</w:t>
             </w:r>
@@ -2470,12 +2239,6 @@
         </w:tc>
       </w:tr>
       <w:tr>
-        <w:tblPrEx>
-          <w:tblCellMar>
-            <w:top w:w="0" w:type="dxa"/>
-            <w:bottom w:w="0" w:type="dxa"/>
-          </w:tblCellMar>
-        </w:tblPrEx>
         <w:tc>
           <w:tcPr>
             <w:tcW w:w="2000" w:type="dxa"/>
@@ -2485,7 +2248,6 @@
               <w:bottom w:val="single" w:sz="1" w:space="0" w:color="CCCCCC"/>
               <w:right w:val="single" w:sz="1" w:space="0" w:color="CCCCCC"/>
             </w:tcBorders>
-            <w:shd w:val="clear" w:color="auto" w:fill="FFD7D7"/>
             <w:tcMar>
               <w:top w:w="100" w:type="dxa"/>
               <w:left w:w="150" w:type="dxa"/>
@@ -2521,7 +2283,6 @@
               <w:bottom w:val="single" w:sz="1" w:space="0" w:color="CCCCCC"/>
               <w:right w:val="single" w:sz="1" w:space="0" w:color="CCCCCC"/>
             </w:tcBorders>
-            <w:shd w:val="clear" w:color="auto" w:fill="990000"/>
             <w:tcMar>
               <w:top w:w="100" w:type="dxa"/>
               <w:left w:w="150" w:type="dxa"/>
@@ -2542,7 +2303,6 @@
                 <w:rFonts w:ascii="Times New Roman" w:hAnsi="Times New Roman" w:cs="Times New Roman"/>
                 <w:b/>
                 <w:bCs/>
-                <w:color w:val="FFFFFF"/>
               </w:rPr>
               <w:t>16 — HIGH RISK</w:t>
             </w:r>
@@ -2550,12 +2310,6 @@
         </w:tc>
       </w:tr>
       <w:tr>
-        <w:tblPrEx>
-          <w:tblCellMar>
-            <w:top w:w="0" w:type="dxa"/>
-            <w:bottom w:w="0" w:type="dxa"/>
-          </w:tblCellMar>
-        </w:tblPrEx>
         <w:tc>
           <w:tcPr>
             <w:tcW w:w="2000" w:type="dxa"/>
@@ -2565,7 +2319,6 @@
               <w:bottom w:val="single" w:sz="1" w:space="0" w:color="CCCCCC"/>
               <w:right w:val="single" w:sz="1" w:space="0" w:color="CCCCCC"/>
             </w:tcBorders>
-            <w:shd w:val="clear" w:color="auto" w:fill="FFD7D7"/>
             <w:tcMar>
               <w:top w:w="100" w:type="dxa"/>
               <w:left w:w="150" w:type="dxa"/>
@@ -2601,7 +2354,6 @@
               <w:bottom w:val="single" w:sz="1" w:space="0" w:color="CCCCCC"/>
               <w:right w:val="single" w:sz="1" w:space="0" w:color="CCCCCC"/>
             </w:tcBorders>
-            <w:shd w:val="clear" w:color="auto" w:fill="FFF5F5"/>
             <w:tcMar>
               <w:top w:w="100" w:type="dxa"/>
               <w:left w:w="150" w:type="dxa"/>
@@ -2628,12 +2380,6 @@
         </w:tc>
       </w:tr>
       <w:tr>
-        <w:tblPrEx>
-          <w:tblCellMar>
-            <w:top w:w="0" w:type="dxa"/>
-            <w:bottom w:w="0" w:type="dxa"/>
-          </w:tblCellMar>
-        </w:tblPrEx>
         <w:tc>
           <w:tcPr>
             <w:tcW w:w="2000" w:type="dxa"/>
@@ -2643,7 +2389,6 @@
               <w:bottom w:val="single" w:sz="1" w:space="0" w:color="CCCCCC"/>
               <w:right w:val="single" w:sz="1" w:space="0" w:color="CCCCCC"/>
             </w:tcBorders>
-            <w:shd w:val="clear" w:color="auto" w:fill="FFD7D7"/>
             <w:tcMar>
               <w:top w:w="100" w:type="dxa"/>
               <w:left w:w="150" w:type="dxa"/>
@@ -2679,7 +2424,6 @@
               <w:bottom w:val="single" w:sz="1" w:space="0" w:color="CCCCCC"/>
               <w:right w:val="single" w:sz="1" w:space="0" w:color="CCCCCC"/>
             </w:tcBorders>
-            <w:shd w:val="clear" w:color="auto" w:fill="FFF5F5"/>
             <w:tcMar>
               <w:top w:w="100" w:type="dxa"/>
               <w:left w:w="150" w:type="dxa"/>
@@ -2706,12 +2450,6 @@
         </w:tc>
       </w:tr>
       <w:tr>
-        <w:tblPrEx>
-          <w:tblCellMar>
-            <w:top w:w="0" w:type="dxa"/>
-            <w:bottom w:w="0" w:type="dxa"/>
-          </w:tblCellMar>
-        </w:tblPrEx>
         <w:tc>
           <w:tcPr>
             <w:tcW w:w="2000" w:type="dxa"/>
@@ -2721,7 +2459,6 @@
               <w:bottom w:val="single" w:sz="1" w:space="0" w:color="CCCCCC"/>
               <w:right w:val="single" w:sz="1" w:space="0" w:color="CCCCCC"/>
             </w:tcBorders>
-            <w:shd w:val="clear" w:color="auto" w:fill="FFD7D7"/>
             <w:tcMar>
               <w:top w:w="100" w:type="dxa"/>
               <w:left w:w="150" w:type="dxa"/>
@@ -2757,7 +2494,6 @@
               <w:bottom w:val="single" w:sz="1" w:space="0" w:color="CCCCCC"/>
               <w:right w:val="single" w:sz="1" w:space="0" w:color="CCCCCC"/>
             </w:tcBorders>
-            <w:shd w:val="clear" w:color="auto" w:fill="FFF5F5"/>
             <w:tcMar>
               <w:top w:w="100" w:type="dxa"/>
               <w:left w:w="150" w:type="dxa"/>
